--- a/docs/tech/ezEmail/메일도착알림_설정방법.docx
+++ b/docs/tech/ezEmail/메일도착알림_설정방법.docx
@@ -29,109 +29,81 @@
         </w:rPr>
         <w:t xml:space="preserve">이 문서는 </w:t>
       </w:r>
-      <w:proofErr w:type="spellStart"/>
-      <w:r>
-        <w:t>JMocha</w:t>
-      </w:r>
-      <w:proofErr w:type="spellEnd"/>
-      <w:r>
+      <w:r>
+        <w:t xml:space="preserve">JMocha </w:t>
+      </w:r>
+      <w:r>
+        <w:rPr>
+          <w:rFonts w:hint="eastAsia"/>
+        </w:rPr>
+        <w:t xml:space="preserve">메일 서버에 메일이 </w:t>
+      </w:r>
+      <w:r>
+        <w:rPr>
+          <w:rFonts w:hint="eastAsia"/>
+        </w:rPr>
+        <w:t>도착하였</w:t>
+      </w:r>
+      <w:r>
+        <w:rPr>
+          <w:rFonts w:hint="eastAsia"/>
+        </w:rPr>
+        <w:t>을 때 수신자</w:t>
+      </w:r>
+      <w:r>
+        <w:rPr>
+          <w:rFonts w:hint="eastAsia"/>
+        </w:rPr>
+        <w:t>의</w:t>
+      </w:r>
+      <w:r>
+        <w:rPr>
+          <w:rFonts w:hint="eastAsia"/>
+        </w:rPr>
         <w:t xml:space="preserve"> </w:t>
       </w:r>
       <w:r>
-        <w:rPr>
-          <w:rFonts w:hint="eastAsia"/>
-        </w:rPr>
-        <w:t xml:space="preserve">메일 서버에 메일이 </w:t>
-      </w:r>
-      <w:r>
-        <w:rPr>
-          <w:rFonts w:hint="eastAsia"/>
-        </w:rPr>
-        <w:t>도착하였</w:t>
-      </w:r>
-      <w:r>
-        <w:rPr>
-          <w:rFonts w:hint="eastAsia"/>
-        </w:rPr>
-        <w:t>을 때 수신자</w:t>
-      </w:r>
-      <w:r>
-        <w:rPr>
-          <w:rFonts w:hint="eastAsia"/>
-        </w:rPr>
-        <w:t>의</w:t>
-      </w:r>
-      <w:r>
-        <w:rPr>
-          <w:rFonts w:hint="eastAsia"/>
-        </w:rPr>
+        <w:t xml:space="preserve">ezTalk PC </w:t>
+      </w:r>
+      <w:r>
+        <w:rPr>
+          <w:rFonts w:hint="eastAsia"/>
+        </w:rPr>
+        <w:t xml:space="preserve">클라이언트 혹은 모바일앱으로 도착 알림을 </w:t>
+      </w:r>
+      <w:r>
+        <w:rPr>
+          <w:rFonts w:hint="eastAsia"/>
+        </w:rPr>
+        <w:t>전송하기 위한</w:t>
+      </w:r>
+      <w:r>
+        <w:rPr>
+          <w:rFonts w:hint="eastAsia"/>
+        </w:rPr>
+        <w:t xml:space="preserve"> 설정 방법을 기술한다.</w:t>
+      </w:r>
+      <w:r>
         <w:t xml:space="preserve"> </w:t>
       </w:r>
-      <w:proofErr w:type="spellStart"/>
-      <w:r>
-        <w:t>ezTalk</w:t>
-      </w:r>
-      <w:proofErr w:type="spellEnd"/>
-      <w:r>
-        <w:t xml:space="preserve"> PC </w:t>
-      </w:r>
-      <w:r>
-        <w:rPr>
-          <w:rFonts w:hint="eastAsia"/>
-        </w:rPr>
-        <w:t xml:space="preserve">클라이언트 혹은 </w:t>
-      </w:r>
-      <w:proofErr w:type="spellStart"/>
-      <w:r>
-        <w:rPr>
-          <w:rFonts w:hint="eastAsia"/>
-        </w:rPr>
-        <w:t>모바일앱으로</w:t>
-      </w:r>
-      <w:proofErr w:type="spellEnd"/>
-      <w:r>
-        <w:rPr>
-          <w:rFonts w:hint="eastAsia"/>
-        </w:rPr>
-        <w:t xml:space="preserve"> 도착 알림을 </w:t>
-      </w:r>
-      <w:r>
-        <w:rPr>
-          <w:rFonts w:hint="eastAsia"/>
-        </w:rPr>
-        <w:t>전송하기 위한</w:t>
-      </w:r>
-      <w:r>
-        <w:rPr>
-          <w:rFonts w:hint="eastAsia"/>
-        </w:rPr>
-        <w:t xml:space="preserve"> 설정 방법을 기술한다.</w:t>
-      </w:r>
-      <w:r>
-        <w:t xml:space="preserve"> </w:t>
-      </w:r>
       <w:r>
         <w:rPr>
           <w:rFonts w:hint="eastAsia"/>
         </w:rPr>
         <w:t xml:space="preserve">도착 알림은 </w:t>
       </w:r>
-      <w:proofErr w:type="spellStart"/>
       <w:r>
         <w:t>ezTalkServer</w:t>
       </w:r>
-      <w:proofErr w:type="spellEnd"/>
       <w:r>
         <w:rPr>
           <w:rFonts w:hint="eastAsia"/>
         </w:rPr>
         <w:t xml:space="preserve">에 의해 수행되므로 </w:t>
       </w:r>
-      <w:proofErr w:type="spellStart"/>
       <w:r>
         <w:t>ezTalkServer</w:t>
       </w:r>
-      <w:proofErr w:type="spellEnd"/>
       <w:r>
         <w:rPr>
           <w:rFonts w:hint="eastAsia"/>
@@ -640,7 +612,6 @@
         <w:pStyle w:val="1"/>
       </w:pPr>
       <w:bookmarkStart w:id="1" w:name="_Toc12311796"/>
-      <w:proofErr w:type="spellStart"/>
       <w:r>
         <w:rPr>
           <w:rFonts w:hint="eastAsia"/>
@@ -649,11 +620,7 @@
         <w:t>J</w:t>
       </w:r>
       <w:r>
-        <w:t>Mocha</w:t>
-      </w:r>
-      <w:proofErr w:type="spellEnd"/>
-      <w:r>
-        <w:t xml:space="preserve"> </w:t>
+        <w:t xml:space="preserve">Mocha </w:t>
       </w:r>
       <w:r>
         <w:rPr>
@@ -670,25 +637,51 @@
         </w:rPr>
         <w:t xml:space="preserve">메일 도착 알림은 </w:t>
       </w:r>
-      <w:proofErr w:type="spellStart"/>
-      <w:r>
-        <w:t>ezTalk</w:t>
-      </w:r>
-      <w:proofErr w:type="spellEnd"/>
+      <w:r>
+        <w:t xml:space="preserve">ezTalk </w:t>
+      </w:r>
+      <w:r>
+        <w:rPr>
+          <w:rFonts w:hint="eastAsia"/>
+        </w:rPr>
+        <w:t xml:space="preserve">서버의 데이터베이스 내에 있는 </w:t>
+      </w:r>
+      <w:r>
+        <w:t xml:space="preserve">talk_tblnotification </w:t>
+      </w:r>
+      <w:r>
+        <w:rPr>
+          <w:rFonts w:hint="eastAsia"/>
+        </w:rPr>
+        <w:t>테이블에 노티 이벤트 레코드를 저장함으로써 이루어진다.</w:t>
+      </w:r>
       <w:r>
         <w:t xml:space="preserve"> </w:t>
       </w:r>
       <w:r>
-        <w:rPr>
-          <w:rFonts w:hint="eastAsia"/>
-        </w:rPr>
-        <w:t xml:space="preserve">서버의 데이터베이스 내에 있는 </w:t>
-      </w:r>
-      <w:proofErr w:type="spellStart"/>
-      <w:r>
-        <w:t>talk_tblnotification</w:t>
-      </w:r>
-      <w:proofErr w:type="spellEnd"/>
+        <w:t>ezTalkServer</w:t>
+      </w:r>
+      <w:r>
+        <w:rPr>
+          <w:rFonts w:hint="eastAsia"/>
+        </w:rPr>
+        <w:t>는</w:t>
+      </w:r>
+      <w:r>
+        <w:rPr>
+          <w:rFonts w:hint="eastAsia"/>
+        </w:rPr>
+        <w:t xml:space="preserve"> 20초 주기로 해당 테이블을 검사하여 노티 레코드가 발견되면 메일 수신자의 </w:t>
+      </w:r>
+      <w:r>
+        <w:t xml:space="preserve">ezTalk PC </w:t>
+      </w:r>
+      <w:r>
+        <w:rPr>
+          <w:rFonts w:hint="eastAsia"/>
+        </w:rPr>
+        <w:t>클라이언트 혹은 모바일앱으로 해당 알림을 전송하게 된다.</w:t>
+      </w:r>
       <w:r>
         <w:t xml:space="preserve"> </w:t>
       </w:r>
@@ -696,55 +689,97 @@
         <w:rPr>
           <w:rFonts w:hint="eastAsia"/>
         </w:rPr>
-        <w:t>테이블에 노티 이벤트 레코드를 저장함으로써 이루어진다.</w:t>
-      </w:r>
-      <w:r>
+        <w:t xml:space="preserve">이를 위해서는 먼저 </w:t>
+      </w:r>
+      <w:r>
+        <w:t xml:space="preserve">JMocha </w:t>
+      </w:r>
+      <w:r>
+        <w:rPr>
+          <w:rFonts w:hint="eastAsia"/>
+        </w:rPr>
+        <w:t xml:space="preserve">메일 서버가 메일 수신 시 </w:t>
+      </w:r>
+      <w:r>
+        <w:t xml:space="preserve">talk_tblnotification </w:t>
+      </w:r>
+      <w:r>
+        <w:rPr>
+          <w:rFonts w:hint="eastAsia"/>
+        </w:rPr>
+        <w:t>테이블에 노티 이벤트를 저장하도록 설정하는 것이 필요하다.</w:t>
+      </w:r>
+      <w:r>
+        <w:t xml:space="preserve">(JMocha </w:t>
+      </w:r>
+      <w:r>
+        <w:rPr>
+          <w:rFonts w:hint="eastAsia"/>
+        </w:rPr>
+        <w:t xml:space="preserve">메일 서버가 직접 해당 테이블에 </w:t>
+      </w:r>
+      <w:r>
+        <w:rPr>
+          <w:rFonts w:hint="eastAsia"/>
+        </w:rPr>
+        <w:t>저장</w:t>
+      </w:r>
+      <w:r>
+        <w:rPr>
+          <w:rFonts w:hint="eastAsia"/>
+        </w:rPr>
+        <w:t xml:space="preserve">하는 것은 아니고 </w:t>
+      </w:r>
+      <w:r>
+        <w:t>jgw-server</w:t>
+      </w:r>
+      <w:r>
+        <w:rPr>
+          <w:rFonts w:hint="eastAsia"/>
+        </w:rPr>
+        <w:t>를 통해</w:t>
+      </w:r>
+      <w:r>
+        <w:rPr>
+          <w:rFonts w:hint="eastAsia"/>
+        </w:rPr>
+        <w:t xml:space="preserve"> 저장</w:t>
+      </w:r>
+      <w:r>
+        <w:rPr>
+          <w:rFonts w:hint="eastAsia"/>
+        </w:rPr>
+        <w:t>한다.</w:t>
+      </w:r>
+      <w:r>
+        <w:t>)</w:t>
+      </w:r>
+      <w:r>
+        <w:rPr>
+          <w:rFonts w:hint="eastAsia"/>
+        </w:rPr>
         <w:t xml:space="preserve"> </w:t>
       </w:r>
-      <w:proofErr w:type="spellStart"/>
-      <w:r>
-        <w:t>ezTalkServer</w:t>
-      </w:r>
-      <w:proofErr w:type="spellEnd"/>
-      <w:r>
-        <w:rPr>
-          <w:rFonts w:hint="eastAsia"/>
-        </w:rPr>
-        <w:t>는</w:t>
-      </w:r>
-      <w:r>
-        <w:rPr>
-          <w:rFonts w:hint="eastAsia"/>
-        </w:rPr>
-        <w:t xml:space="preserve"> 20초 주기로 해당 테이블을 검사하여 노티 레코드가 발견되면 메일 수신자의 </w:t>
-      </w:r>
-      <w:proofErr w:type="spellStart"/>
-      <w:r>
-        <w:t>ezTalk</w:t>
-      </w:r>
-      <w:proofErr w:type="spellEnd"/>
-      <w:r>
-        <w:t xml:space="preserve"> PC </w:t>
-      </w:r>
-      <w:r>
-        <w:rPr>
-          <w:rFonts w:hint="eastAsia"/>
-        </w:rPr>
-        <w:t xml:space="preserve">클라이언트 혹은 </w:t>
-      </w:r>
-      <w:proofErr w:type="spellStart"/>
-      <w:r>
-        <w:rPr>
-          <w:rFonts w:hint="eastAsia"/>
-        </w:rPr>
-        <w:t>모바일앱으로</w:t>
-      </w:r>
-      <w:proofErr w:type="spellEnd"/>
-      <w:r>
-        <w:rPr>
-          <w:rFonts w:hint="eastAsia"/>
-        </w:rPr>
-        <w:t xml:space="preserve"> 해당 알림을 전송하게 된다.</w:t>
+      <w:r>
+        <w:br/>
+      </w:r>
+      <w:r>
+        <w:br/>
+      </w:r>
+      <w:r>
+        <w:rPr>
+          <w:rFonts w:hint="eastAsia"/>
+        </w:rPr>
+        <w:t xml:space="preserve">해당 설정은 </w:t>
+      </w:r>
+      <w:r>
+        <w:t>jmocha</w:t>
+      </w:r>
+      <w:r>
+        <w:t>-server/conf/</w:t>
+      </w:r>
+      <w:r>
+        <w:t>mailetcontainer.xml</w:t>
       </w:r>
       <w:r>
         <w:t xml:space="preserve"> </w:t>
@@ -753,13 +788,20 @@
         <w:rPr>
           <w:rFonts w:hint="eastAsia"/>
         </w:rPr>
-        <w:t xml:space="preserve">이를 위해서는 먼저 </w:t>
-      </w:r>
-      <w:proofErr w:type="spellStart"/>
-      <w:r>
-        <w:t>JMocha</w:t>
-      </w:r>
-      <w:proofErr w:type="spellEnd"/>
+        <w:t>파일</w:t>
+      </w:r>
+      <w:r>
+        <w:rPr>
+          <w:rFonts w:hint="eastAsia"/>
+        </w:rPr>
+        <w:t>에 위치하고 있다</w:t>
+      </w:r>
+      <w:r>
+        <w:rPr>
+          <w:rFonts w:hint="eastAsia"/>
+        </w:rPr>
+        <w:t>.</w:t>
+      </w:r>
       <w:r>
         <w:t xml:space="preserve"> </w:t>
       </w:r>
@@ -767,155 +809,6 @@
         <w:rPr>
           <w:rFonts w:hint="eastAsia"/>
         </w:rPr>
-        <w:t xml:space="preserve">메일 서버가 메일 수신 시 </w:t>
-      </w:r>
-      <w:proofErr w:type="spellStart"/>
-      <w:r>
-        <w:t>talk_tblnotification</w:t>
-      </w:r>
-      <w:proofErr w:type="spellEnd"/>
-      <w:r>
-        <w:t xml:space="preserve"> </w:t>
-      </w:r>
-      <w:r>
-        <w:rPr>
-          <w:rFonts w:hint="eastAsia"/>
-        </w:rPr>
-        <w:t>테이블에 노티 이벤트를 저장하도록 설정하는 것이 필요하다</w:t>
-      </w:r>
-      <w:proofErr w:type="gramStart"/>
-      <w:r>
-        <w:rPr>
-          <w:rFonts w:hint="eastAsia"/>
-        </w:rPr>
-        <w:t>.</w:t>
-      </w:r>
-      <w:r>
-        <w:t>(</w:t>
-      </w:r>
-      <w:proofErr w:type="spellStart"/>
-      <w:proofErr w:type="gramEnd"/>
-      <w:r>
-        <w:t>JMocha</w:t>
-      </w:r>
-      <w:proofErr w:type="spellEnd"/>
-      <w:r>
-        <w:t xml:space="preserve"> </w:t>
-      </w:r>
-      <w:r>
-        <w:rPr>
-          <w:rFonts w:hint="eastAsia"/>
-        </w:rPr>
-        <w:t xml:space="preserve">메일 서버가 직접 해당 테이블에 </w:t>
-      </w:r>
-      <w:r>
-        <w:rPr>
-          <w:rFonts w:hint="eastAsia"/>
-        </w:rPr>
-        <w:t>저장</w:t>
-      </w:r>
-      <w:r>
-        <w:rPr>
-          <w:rFonts w:hint="eastAsia"/>
-        </w:rPr>
-        <w:t xml:space="preserve">하는 것은 아니고 </w:t>
-      </w:r>
-      <w:proofErr w:type="spellStart"/>
-      <w:r>
-        <w:t>jgw</w:t>
-      </w:r>
-      <w:proofErr w:type="spellEnd"/>
-      <w:r>
-        <w:t>-server</w:t>
-      </w:r>
-      <w:r>
-        <w:rPr>
-          <w:rFonts w:hint="eastAsia"/>
-        </w:rPr>
-        <w:t>를 통해</w:t>
-      </w:r>
-      <w:r>
-        <w:rPr>
-          <w:rFonts w:hint="eastAsia"/>
-        </w:rPr>
-        <w:t xml:space="preserve"> 저장</w:t>
-      </w:r>
-      <w:bookmarkStart w:id="2" w:name="_GoBack"/>
-      <w:bookmarkEnd w:id="2"/>
-      <w:r>
-        <w:rPr>
-          <w:rFonts w:hint="eastAsia"/>
-        </w:rPr>
-        <w:t>한다.</w:t>
-      </w:r>
-      <w:r>
-        <w:t>)</w:t>
-      </w:r>
-      <w:r>
-        <w:rPr>
-          <w:rFonts w:hint="eastAsia"/>
-        </w:rPr>
-        <w:t xml:space="preserve"> </w:t>
-      </w:r>
-      <w:r>
-        <w:br/>
-      </w:r>
-      <w:r>
-        <w:br/>
-      </w:r>
-      <w:r>
-        <w:rPr>
-          <w:rFonts w:hint="eastAsia"/>
-        </w:rPr>
-        <w:t xml:space="preserve">해당 설정은 </w:t>
-      </w:r>
-      <w:proofErr w:type="spellStart"/>
-      <w:r>
-        <w:t>jmocha</w:t>
-      </w:r>
-      <w:proofErr w:type="spellEnd"/>
-      <w:r>
-        <w:t>-server/</w:t>
-      </w:r>
-      <w:proofErr w:type="spellStart"/>
-      <w:r>
-        <w:t>conf</w:t>
-      </w:r>
-      <w:proofErr w:type="spellEnd"/>
-      <w:r>
-        <w:t>/</w:t>
-      </w:r>
-      <w:r>
-        <w:t>mailetcontainer.xml</w:t>
-      </w:r>
-      <w:r>
-        <w:t xml:space="preserve"> </w:t>
-      </w:r>
-      <w:r>
-        <w:rPr>
-          <w:rFonts w:hint="eastAsia"/>
-        </w:rPr>
-        <w:t>파일</w:t>
-      </w:r>
-      <w:r>
-        <w:rPr>
-          <w:rFonts w:hint="eastAsia"/>
-        </w:rPr>
-        <w:t>에 위치하고 있다</w:t>
-      </w:r>
-      <w:r>
-        <w:rPr>
-          <w:rFonts w:hint="eastAsia"/>
-        </w:rPr>
-        <w:t>.</w:t>
-      </w:r>
-      <w:r>
-        <w:t xml:space="preserve"> </w:t>
-      </w:r>
-      <w:r>
-        <w:rPr>
-          <w:rFonts w:hint="eastAsia"/>
-        </w:rPr>
         <w:t>해당 파일을 에디터에서 열면 다음</w:t>
       </w:r>
       <w:r>
@@ -930,13 +823,8 @@
         </w:rPr>
         <w:t xml:space="preserve">은 </w:t>
       </w:r>
-      <w:proofErr w:type="spellStart"/>
-      <w:r>
-        <w:t>mailet</w:t>
-      </w:r>
-      <w:proofErr w:type="spellEnd"/>
-      <w:r>
-        <w:t xml:space="preserve"> </w:t>
+      <w:r>
+        <w:t xml:space="preserve">mailet </w:t>
       </w:r>
       <w:r>
         <w:rPr>
@@ -1048,38 +936,27 @@
       </w:r>
     </w:p>
     <w:p>
-      <w:pPr>
-        <w:rPr>
-          <w:rFonts w:hint="eastAsia"/>
-        </w:rPr>
-      </w:pPr>
-      <w:proofErr w:type="spellStart"/>
       <w:r>
         <w:t>JMochaMailFilter</w:t>
       </w:r>
-      <w:proofErr w:type="spellEnd"/>
       <w:r>
         <w:rPr>
           <w:rFonts w:hint="eastAsia"/>
         </w:rPr>
         <w:t xml:space="preserve">는 자동분류를 수행하는 </w:t>
       </w:r>
-      <w:proofErr w:type="spellStart"/>
       <w:r>
         <w:t>mailet</w:t>
       </w:r>
-      <w:proofErr w:type="spellEnd"/>
       <w:r>
         <w:rPr>
           <w:rFonts w:hint="eastAsia"/>
         </w:rPr>
         <w:t xml:space="preserve">이며 </w:t>
       </w:r>
-      <w:proofErr w:type="spellStart"/>
       <w:r>
         <w:t>LocalDelivery</w:t>
       </w:r>
-      <w:proofErr w:type="spellEnd"/>
       <w:r>
         <w:rPr>
           <w:rFonts w:hint="eastAsia"/>
@@ -1107,11 +984,9 @@
         </w:rPr>
         <w:t xml:space="preserve">에 메일을 저장하는 </w:t>
       </w:r>
-      <w:proofErr w:type="spellStart"/>
       <w:r>
         <w:t>mailet</w:t>
       </w:r>
-      <w:proofErr w:type="spellEnd"/>
       <w:r>
         <w:rPr>
           <w:rFonts w:hint="eastAsia"/>
@@ -1127,11 +1002,9 @@
         </w:rPr>
         <w:t xml:space="preserve">수신자가 설정한 자동분류 규칙에 의해 </w:t>
       </w:r>
-      <w:proofErr w:type="spellStart"/>
       <w:r>
         <w:t>JMochaMailFilter</w:t>
       </w:r>
-      <w:proofErr w:type="spellEnd"/>
       <w:r>
         <w:rPr>
           <w:rFonts w:hint="eastAsia"/>
@@ -1147,11 +1020,9 @@
         </w:rPr>
         <w:t xml:space="preserve">개의 </w:t>
       </w:r>
-      <w:proofErr w:type="spellStart"/>
       <w:r>
         <w:t>mailet</w:t>
       </w:r>
-      <w:proofErr w:type="spellEnd"/>
       <w:r>
         <w:rPr>
           <w:rFonts w:hint="eastAsia"/>
@@ -1173,11 +1044,85 @@
         </w:rPr>
         <w:t xml:space="preserve">각 </w:t>
       </w:r>
-      <w:proofErr w:type="spellStart"/>
-      <w:r>
-        <w:t>mailet</w:t>
-      </w:r>
-      <w:proofErr w:type="spellEnd"/>
+      <w:r>
+        <w:t xml:space="preserve">mailet </w:t>
+      </w:r>
+      <w:r>
+        <w:rPr>
+          <w:rFonts w:hint="eastAsia"/>
+        </w:rPr>
+        <w:t xml:space="preserve">설정 내의 </w:t>
+      </w:r>
+      <w:r>
+        <w:t xml:space="preserve">useEzTalkNotification </w:t>
+      </w:r>
+      <w:r>
+        <w:rPr>
+          <w:rFonts w:hint="eastAsia"/>
+        </w:rPr>
+        <w:t xml:space="preserve">엘리먼트의 값을 </w:t>
+      </w:r>
+      <w:r>
+        <w:t>yes</w:t>
+      </w:r>
+      <w:r>
+        <w:rPr>
+          <w:rFonts w:hint="eastAsia"/>
+        </w:rPr>
+        <w:t xml:space="preserve">로 변경한 후 JMocha 메일 서버를 </w:t>
+      </w:r>
+      <w:r>
+        <w:t xml:space="preserve">restart </w:t>
+      </w:r>
+      <w:r>
+        <w:rPr>
+          <w:rFonts w:hint="eastAsia"/>
+        </w:rPr>
+        <w:t xml:space="preserve">하면 반영된다. </w:t>
+      </w:r>
+      <w:r>
+        <w:t xml:space="preserve">linkURL </w:t>
+      </w:r>
+      <w:r>
+        <w:rPr>
+          <w:rFonts w:hint="eastAsia"/>
+        </w:rPr>
+        <w:t>엘리먼트는 메일 도착 알림을 보낼 때 클라이언트에서 메</w:t>
+      </w:r>
+      <w:r>
+        <w:rPr>
+          <w:rFonts w:hint="eastAsia"/>
+        </w:rPr>
+        <w:lastRenderedPageBreak/>
+        <w:t xml:space="preserve">일 읽기 화면으로 바로가기를 하는 경우 사용할 </w:t>
+      </w:r>
+      <w:r>
+        <w:t>URL</w:t>
+      </w:r>
+      <w:r>
+        <w:rPr>
+          <w:rFonts w:hint="eastAsia"/>
+        </w:rPr>
+        <w:t>을 기술한다.</w:t>
+      </w:r>
+      <w:r>
+        <w:t xml:space="preserve"> JMochaMailFilter mailet</w:t>
+      </w:r>
+      <w:r>
+        <w:rPr>
+          <w:rFonts w:hint="eastAsia"/>
+        </w:rPr>
+        <w:t xml:space="preserve">과 </w:t>
+      </w:r>
+      <w:r>
+        <w:t>LocalDelivery mailet</w:t>
+      </w:r>
+      <w:r>
+        <w:rPr>
+          <w:rFonts w:hint="eastAsia"/>
+        </w:rPr>
+        <w:t>은 linkURL</w:t>
+      </w:r>
       <w:r>
         <w:t xml:space="preserve"> </w:t>
       </w:r>
@@ -1185,326 +1130,92 @@
         <w:rPr>
           <w:rFonts w:hint="eastAsia"/>
         </w:rPr>
-        <w:t xml:space="preserve">설정 내의 </w:t>
-      </w:r>
-      <w:proofErr w:type="spellStart"/>
-      <w:r>
-        <w:t>useEzTalkNotification</w:t>
-      </w:r>
-      <w:proofErr w:type="spellEnd"/>
+        <w:t xml:space="preserve">엘리먼트에 지정된 </w:t>
+      </w:r>
+      <w:r>
+        <w:t>URL</w:t>
+      </w:r>
+      <w:r>
+        <w:rPr>
+          <w:rFonts w:hint="eastAsia"/>
+        </w:rPr>
+        <w:t>값에</w:t>
+      </w:r>
       <w:r>
         <w:t xml:space="preserve"> </w:t>
       </w:r>
-      <w:proofErr w:type="spellStart"/>
-      <w:r>
-        <w:rPr>
-          <w:rFonts w:hint="eastAsia"/>
-        </w:rPr>
-        <w:t>엘리먼트의</w:t>
-      </w:r>
-      <w:proofErr w:type="spellEnd"/>
-      <w:r>
-        <w:rPr>
-          <w:rFonts w:hint="eastAsia"/>
-        </w:rPr>
-        <w:t xml:space="preserve"> 값을 </w:t>
-      </w:r>
-      <w:r>
-        <w:t>yes</w:t>
-      </w:r>
-      <w:r>
-        <w:rPr>
-          <w:rFonts w:hint="eastAsia"/>
-        </w:rPr>
-        <w:t xml:space="preserve">로 변경한 후 </w:t>
-      </w:r>
-      <w:proofErr w:type="spellStart"/>
-      <w:r>
-        <w:rPr>
-          <w:rFonts w:hint="eastAsia"/>
-        </w:rPr>
-        <w:t>JMocha</w:t>
-      </w:r>
-      <w:proofErr w:type="spellEnd"/>
-      <w:r>
-        <w:rPr>
-          <w:rFonts w:hint="eastAsia"/>
-        </w:rPr>
-        <w:t xml:space="preserve"> 메일 서버를 </w:t>
-      </w:r>
-      <w:r>
-        <w:t xml:space="preserve">restart </w:t>
-      </w:r>
-      <w:r>
-        <w:rPr>
-          <w:rFonts w:hint="eastAsia"/>
-        </w:rPr>
-        <w:t xml:space="preserve">하면 반영된다. </w:t>
-      </w:r>
-      <w:proofErr w:type="spellStart"/>
+      <w:r>
+        <w:rPr>
+          <w:rFonts w:hint="eastAsia"/>
+        </w:rPr>
+        <w:t xml:space="preserve">수신 메일을 유일하게 지정하는 </w:t>
+      </w:r>
+      <w:r>
+        <w:t>Mail UID</w:t>
+      </w:r>
+      <w:r>
+        <w:rPr>
+          <w:rFonts w:hint="eastAsia"/>
+        </w:rPr>
+        <w:t>를 덧붙여서 저장하게 된다.</w:t>
+      </w:r>
+      <w:r>
+        <w:t xml:space="preserve"> linkURL</w:t>
+      </w:r>
+      <w:r>
+        <w:rPr>
+          <w:rFonts w:hint="eastAsia"/>
+        </w:rPr>
+        <w:t xml:space="preserve">은 </w:t>
+      </w:r>
+      <w:r>
+        <w:t xml:space="preserve">ezTalk PC </w:t>
+      </w:r>
+      <w:r>
+        <w:rPr>
+          <w:rFonts w:hint="eastAsia"/>
+        </w:rPr>
+        <w:t xml:space="preserve">클라이언트에서는 사용되지 않으며 </w:t>
+      </w:r>
+      <w:r>
+        <w:rPr>
+          <w:rFonts w:hint="eastAsia"/>
+        </w:rPr>
+        <w:t xml:space="preserve">모바일앱과 함께 사용할 때는 모바일용 메일 읽기 </w:t>
+      </w:r>
+      <w:r>
+        <w:t>URL</w:t>
+      </w:r>
+      <w:r>
+        <w:rPr>
+          <w:rFonts w:hint="eastAsia"/>
+        </w:rPr>
+        <w:t>을 다음과 같이 지정하면 된다.</w:t>
+      </w:r>
+      <w:r>
+        <w:t xml:space="preserve"> </w:t>
+      </w:r>
+      <w:r>
+        <w:rPr>
+          <w:rFonts w:hint="eastAsia"/>
+        </w:rPr>
+        <w:t xml:space="preserve">프로토콜명과 호스트명은 모바일앱에서 직접 </w:t>
+      </w:r>
+      <w:r>
+        <w:rPr>
+          <w:rFonts w:hint="eastAsia"/>
+        </w:rPr>
+        <w:t>대입</w:t>
+      </w:r>
+      <w:r>
+        <w:rPr>
+          <w:rFonts w:hint="eastAsia"/>
+        </w:rPr>
+        <w:t xml:space="preserve">해 사용하므로 </w:t>
+      </w:r>
       <w:r>
         <w:t>linkURL</w:t>
       </w:r>
-      <w:proofErr w:type="spellEnd"/>
-      <w:r>
-        <w:t xml:space="preserve"> </w:t>
-      </w:r>
-      <w:proofErr w:type="spellStart"/>
-      <w:r>
-        <w:rPr>
-          <w:rFonts w:hint="eastAsia"/>
-        </w:rPr>
-        <w:t>엘리먼트는</w:t>
-      </w:r>
-      <w:proofErr w:type="spellEnd"/>
-      <w:r>
-        <w:rPr>
-          <w:rFonts w:hint="eastAsia"/>
-        </w:rPr>
-        <w:t xml:space="preserve"> 메일 도착 알림을 보낼 때 클라이언트에서 메</w:t>
-      </w:r>
-      <w:r>
-        <w:rPr>
-          <w:rFonts w:hint="eastAsia"/>
-        </w:rPr>
-        <w:lastRenderedPageBreak/>
-        <w:t xml:space="preserve">일 읽기 화면으로 </w:t>
-      </w:r>
-      <w:proofErr w:type="spellStart"/>
-      <w:r>
-        <w:rPr>
-          <w:rFonts w:hint="eastAsia"/>
-        </w:rPr>
-        <w:t>바로가기를</w:t>
-      </w:r>
-      <w:proofErr w:type="spellEnd"/>
-      <w:r>
-        <w:rPr>
-          <w:rFonts w:hint="eastAsia"/>
-        </w:rPr>
-        <w:t xml:space="preserve"> 하는 경우 사용할 </w:t>
-      </w:r>
-      <w:r>
-        <w:t>URL</w:t>
-      </w:r>
-      <w:r>
-        <w:rPr>
-          <w:rFonts w:hint="eastAsia"/>
-        </w:rPr>
-        <w:t>을 기술한다.</w:t>
-      </w:r>
-      <w:r>
-        <w:t xml:space="preserve"> </w:t>
-      </w:r>
-      <w:proofErr w:type="spellStart"/>
-      <w:r>
-        <w:t>JMochaMailFilter</w:t>
-      </w:r>
-      <w:proofErr w:type="spellEnd"/>
-      <w:r>
-        <w:t xml:space="preserve"> </w:t>
-      </w:r>
-      <w:proofErr w:type="spellStart"/>
-      <w:r>
-        <w:t>mailet</w:t>
-      </w:r>
-      <w:proofErr w:type="spellEnd"/>
-      <w:r>
-        <w:rPr>
-          <w:rFonts w:hint="eastAsia"/>
-        </w:rPr>
-        <w:t xml:space="preserve">과 </w:t>
-      </w:r>
-      <w:proofErr w:type="spellStart"/>
-      <w:r>
-        <w:t>LocalDelivery</w:t>
-      </w:r>
-      <w:proofErr w:type="spellEnd"/>
-      <w:r>
-        <w:t xml:space="preserve"> </w:t>
-      </w:r>
-      <w:proofErr w:type="spellStart"/>
-      <w:r>
-        <w:t>mailet</w:t>
-      </w:r>
-      <w:proofErr w:type="spellEnd"/>
-      <w:r>
-        <w:rPr>
-          <w:rFonts w:hint="eastAsia"/>
-        </w:rPr>
-        <w:t xml:space="preserve">은 </w:t>
-      </w:r>
-      <w:proofErr w:type="spellStart"/>
-      <w:r>
-        <w:rPr>
-          <w:rFonts w:hint="eastAsia"/>
-        </w:rPr>
-        <w:t>linkURL</w:t>
-      </w:r>
-      <w:proofErr w:type="spellEnd"/>
-      <w:r>
-        <w:t xml:space="preserve"> </w:t>
-      </w:r>
-      <w:proofErr w:type="spellStart"/>
-      <w:r>
-        <w:rPr>
-          <w:rFonts w:hint="eastAsia"/>
-        </w:rPr>
-        <w:t>엘리먼트에</w:t>
-      </w:r>
-      <w:proofErr w:type="spellEnd"/>
-      <w:r>
-        <w:rPr>
-          <w:rFonts w:hint="eastAsia"/>
-        </w:rPr>
-        <w:t xml:space="preserve"> 지정된 </w:t>
-      </w:r>
-      <w:r>
-        <w:t>URL</w:t>
-      </w:r>
-      <w:r>
-        <w:rPr>
-          <w:rFonts w:hint="eastAsia"/>
-        </w:rPr>
-        <w:t>값에</w:t>
-      </w:r>
-      <w:r>
-        <w:t xml:space="preserve"> </w:t>
-      </w:r>
-      <w:r>
-        <w:rPr>
-          <w:rFonts w:hint="eastAsia"/>
-        </w:rPr>
-        <w:t xml:space="preserve">수신 메일을 유일하게 지정하는 </w:t>
-      </w:r>
-      <w:r>
-        <w:t>Mail UID</w:t>
-      </w:r>
-      <w:r>
-        <w:rPr>
-          <w:rFonts w:hint="eastAsia"/>
-        </w:rPr>
-        <w:t>를 덧붙여서 저장하게 된다.</w:t>
-      </w:r>
-      <w:r>
-        <w:t xml:space="preserve"> </w:t>
-      </w:r>
-      <w:proofErr w:type="spellStart"/>
-      <w:r>
-        <w:t>linkURL</w:t>
-      </w:r>
-      <w:proofErr w:type="spellEnd"/>
-      <w:r>
-        <w:rPr>
-          <w:rFonts w:hint="eastAsia"/>
-        </w:rPr>
-        <w:t xml:space="preserve">은 </w:t>
-      </w:r>
-      <w:proofErr w:type="spellStart"/>
-      <w:r>
-        <w:t>ezTalk</w:t>
-      </w:r>
-      <w:proofErr w:type="spellEnd"/>
-      <w:r>
-        <w:t xml:space="preserve"> PC </w:t>
-      </w:r>
-      <w:r>
-        <w:rPr>
-          <w:rFonts w:hint="eastAsia"/>
-        </w:rPr>
-        <w:t xml:space="preserve">클라이언트에서는 사용되지 않으며 </w:t>
-      </w:r>
-      <w:proofErr w:type="spellStart"/>
-      <w:r>
-        <w:rPr>
-          <w:rFonts w:hint="eastAsia"/>
-        </w:rPr>
-        <w:t>모바일앱과</w:t>
-      </w:r>
-      <w:proofErr w:type="spellEnd"/>
-      <w:r>
-        <w:rPr>
-          <w:rFonts w:hint="eastAsia"/>
-        </w:rPr>
-        <w:t xml:space="preserve"> 함께 사용할 때는 </w:t>
-      </w:r>
-      <w:proofErr w:type="spellStart"/>
-      <w:r>
-        <w:rPr>
-          <w:rFonts w:hint="eastAsia"/>
-        </w:rPr>
-        <w:t>모바일용</w:t>
-      </w:r>
-      <w:proofErr w:type="spellEnd"/>
-      <w:r>
-        <w:rPr>
-          <w:rFonts w:hint="eastAsia"/>
-        </w:rPr>
-        <w:t xml:space="preserve"> 메일 읽기 </w:t>
-      </w:r>
-      <w:r>
-        <w:t>URL</w:t>
-      </w:r>
-      <w:r>
-        <w:rPr>
-          <w:rFonts w:hint="eastAsia"/>
-        </w:rPr>
-        <w:t>을 다음과 같이 지정하면 된다.</w:t>
-      </w:r>
-      <w:r>
-        <w:t xml:space="preserve"> </w:t>
-      </w:r>
-      <w:r>
-        <w:rPr>
-          <w:rFonts w:hint="eastAsia"/>
-        </w:rPr>
-        <w:t xml:space="preserve">프로토콜명과 </w:t>
-      </w:r>
-      <w:proofErr w:type="spellStart"/>
-      <w:r>
-        <w:rPr>
-          <w:rFonts w:hint="eastAsia"/>
-        </w:rPr>
-        <w:t>호스트명은</w:t>
-      </w:r>
-      <w:proofErr w:type="spellEnd"/>
-      <w:r>
-        <w:rPr>
-          <w:rFonts w:hint="eastAsia"/>
-        </w:rPr>
-        <w:t xml:space="preserve"> </w:t>
-      </w:r>
-      <w:proofErr w:type="spellStart"/>
-      <w:r>
-        <w:rPr>
-          <w:rFonts w:hint="eastAsia"/>
-        </w:rPr>
-        <w:t>모바일앱에서</w:t>
-      </w:r>
-      <w:proofErr w:type="spellEnd"/>
-      <w:r>
-        <w:rPr>
-          <w:rFonts w:hint="eastAsia"/>
-        </w:rPr>
-        <w:t xml:space="preserve"> 직접 </w:t>
-      </w:r>
-      <w:r>
-        <w:rPr>
-          <w:rFonts w:hint="eastAsia"/>
-        </w:rPr>
-        <w:t>대입</w:t>
-      </w:r>
-      <w:r>
-        <w:rPr>
-          <w:rFonts w:hint="eastAsia"/>
-        </w:rPr>
-        <w:t xml:space="preserve">해 사용하므로 </w:t>
-      </w:r>
-      <w:proofErr w:type="spellStart"/>
-      <w:r>
-        <w:t>linkURL</w:t>
-      </w:r>
-      <w:proofErr w:type="spellEnd"/>
       <w:r>
         <w:rPr>
           <w:rFonts w:hint="eastAsia"/>
@@ -1523,61 +1234,88 @@
     </w:p>
     <w:p>
       <w:r>
-        <w:t>&lt;</w:t>
-      </w:r>
-      <w:proofErr w:type="spellStart"/>
-      <w:r>
-        <w:t>linkURL</w:t>
-      </w:r>
-      <w:proofErr w:type="spellEnd"/>
-      <w:r>
-        <w:t>&gt;/mobile/</w:t>
-      </w:r>
-      <w:proofErr w:type="spellStart"/>
-      <w:r>
-        <w:t>ezEmail</w:t>
-      </w:r>
-      <w:proofErr w:type="spellEnd"/>
-      <w:r>
-        <w:t>/</w:t>
-      </w:r>
-      <w:proofErr w:type="spellStart"/>
-      <w:r>
-        <w:t>mailRead.do?folderId</w:t>
-      </w:r>
-      <w:proofErr w:type="spellEnd"/>
-      <w:r>
-        <w:t>=&lt;/</w:t>
-      </w:r>
-      <w:proofErr w:type="spellStart"/>
-      <w:r>
-        <w:t>linkURL</w:t>
-      </w:r>
-      <w:proofErr w:type="spellEnd"/>
-      <w:r>
-        <w:t>&gt;</w:t>
+        <w:t>&lt;linkURL&gt;/mobile/ezEmail/mailRead.do?folderId=&lt;/linkURL&gt;</w:t>
       </w:r>
     </w:p>
     <w:p>
       <w:pPr>
+        <w:rPr>
+          <w:rFonts w:hint="eastAsia"/>
+        </w:rPr>
+      </w:pPr>
+      <w:r>
+        <w:t xml:space="preserve">mobileLinkURL </w:t>
+      </w:r>
+      <w:r>
+        <w:rPr>
+          <w:rFonts w:hint="eastAsia"/>
+        </w:rPr>
+        <w:t xml:space="preserve">엘리먼트는 현재 닷넷과의 연동 시 통합 알림을 위한 모바일용 링크를 저장하는 용도로 사용되며 이 경우 </w:t>
+      </w:r>
+      <w:r>
+        <w:t xml:space="preserve">linkURL </w:t>
+      </w:r>
+      <w:r>
+        <w:rPr>
+          <w:rFonts w:hint="eastAsia"/>
+        </w:rPr>
+        <w:t xml:space="preserve">엘리먼트는 </w:t>
+      </w:r>
+      <w:r>
+        <w:rPr>
+          <w:rFonts w:hint="eastAsia"/>
+        </w:rPr>
+        <w:t xml:space="preserve">닷넷 </w:t>
+      </w:r>
+      <w:r>
+        <w:rPr>
+          <w:rFonts w:hint="eastAsia"/>
+        </w:rPr>
+        <w:t>통합 알림</w:t>
+      </w:r>
+      <w:r>
+        <w:rPr>
+          <w:rFonts w:hint="eastAsia"/>
+        </w:rPr>
+        <w:t>용</w:t>
+      </w:r>
+      <w:r>
+        <w:rPr>
+          <w:rFonts w:hint="eastAsia"/>
+        </w:rPr>
+        <w:t xml:space="preserve"> </w:t>
+      </w:r>
+      <w:r>
+        <w:t xml:space="preserve">PC </w:t>
+      </w:r>
+      <w:r>
+        <w:rPr>
+          <w:rFonts w:hint="eastAsia"/>
+        </w:rPr>
+        <w:t>웹</w:t>
+      </w:r>
+      <w:r>
+        <w:rPr>
+          <w:rFonts w:hint="eastAsia"/>
+        </w:rPr>
+        <w:t xml:space="preserve"> </w:t>
+      </w:r>
+      <w:bookmarkStart w:id="2" w:name="_GoBack"/>
+      <w:bookmarkEnd w:id="2"/>
+      <w:r>
+        <w:rPr>
+          <w:rFonts w:hint="eastAsia"/>
+        </w:rPr>
+        <w:t>링크로 설정한다.</w:t>
+      </w:r>
+    </w:p>
+    <w:p>
+      <w:pPr>
         <w:pStyle w:val="1"/>
       </w:pPr>
       <w:bookmarkStart w:id="3" w:name="_Toc12311797"/>
-      <w:proofErr w:type="spellStart"/>
-      <w:r>
-        <w:t>JMocha</w:t>
-      </w:r>
-      <w:proofErr w:type="spellEnd"/>
-      <w:r>
-        <w:t xml:space="preserve"> Gateway(</w:t>
-      </w:r>
-      <w:proofErr w:type="spellStart"/>
-      <w:r>
-        <w:t>jgw</w:t>
-      </w:r>
-      <w:proofErr w:type="spellEnd"/>
-      <w:r>
-        <w:t xml:space="preserve">-server) </w:t>
+      <w:r>
+        <w:t xml:space="preserve">JMocha Gateway(jgw-server) </w:t>
       </w:r>
       <w:r>
         <w:rPr>
@@ -1588,58 +1326,150 @@
       <w:bookmarkEnd w:id="3"/>
     </w:p>
     <w:p>
-      <w:proofErr w:type="spellStart"/>
       <w:r>
         <w:t>JMochaMailFilter</w:t>
       </w:r>
-      <w:proofErr w:type="spellEnd"/>
       <w:r>
         <w:rPr>
           <w:rFonts w:hint="eastAsia"/>
         </w:rPr>
         <w:t xml:space="preserve"> </w:t>
       </w:r>
-      <w:proofErr w:type="spellStart"/>
       <w:r>
         <w:t>mailet</w:t>
       </w:r>
-      <w:proofErr w:type="spellEnd"/>
       <w:r>
         <w:rPr>
           <w:rFonts w:hint="eastAsia"/>
         </w:rPr>
         <w:t xml:space="preserve">과 </w:t>
       </w:r>
-      <w:proofErr w:type="spellStart"/>
-      <w:r>
-        <w:t>LocalDelivery</w:t>
-      </w:r>
-      <w:proofErr w:type="spellEnd"/>
+      <w:r>
+        <w:t>LocalDelivery mailet</w:t>
+      </w:r>
+      <w:r>
+        <w:rPr>
+          <w:rFonts w:hint="eastAsia"/>
+        </w:rPr>
+        <w:t>은</w:t>
+      </w:r>
+      <w:r>
+        <w:rPr>
+          <w:rFonts w:hint="eastAsia"/>
+        </w:rPr>
+        <w:t xml:space="preserve"> 직접 </w:t>
+      </w:r>
+      <w:r>
+        <w:t xml:space="preserve">talk_tblnotification </w:t>
+      </w:r>
+      <w:r>
+        <w:rPr>
+          <w:rFonts w:hint="eastAsia"/>
+        </w:rPr>
+        <w:t xml:space="preserve">테이블에 노티 이벤트 레코드를 저장하는 것이 아니라 </w:t>
+      </w:r>
+      <w:r>
+        <w:t>jgw-server</w:t>
+      </w:r>
+      <w:r>
+        <w:rPr>
+          <w:rFonts w:hint="eastAsia"/>
+        </w:rPr>
+        <w:t xml:space="preserve">가 제공하는 </w:t>
+      </w:r>
+      <w:r>
+        <w:t>REST API</w:t>
+      </w:r>
+      <w:r>
+        <w:rPr>
+          <w:rFonts w:hint="eastAsia"/>
+        </w:rPr>
+        <w:t xml:space="preserve">를 </w:t>
+      </w:r>
+      <w:r>
+        <w:rPr>
+          <w:rFonts w:hint="eastAsia"/>
+        </w:rPr>
+        <w:t xml:space="preserve">통하여 </w:t>
+      </w:r>
+      <w:r>
+        <w:rPr>
+          <w:rFonts w:hint="eastAsia"/>
+        </w:rPr>
+        <w:t>저장한다.</w:t>
+      </w:r>
       <w:r>
         <w:t xml:space="preserve"> </w:t>
       </w:r>
-      <w:proofErr w:type="spellStart"/>
-      <w:r>
-        <w:t>mailet</w:t>
-      </w:r>
-      <w:proofErr w:type="spellEnd"/>
-      <w:r>
-        <w:rPr>
-          <w:rFonts w:hint="eastAsia"/>
-        </w:rPr>
-        <w:t>은</w:t>
-      </w:r>
-      <w:r>
-        <w:rPr>
-          <w:rFonts w:hint="eastAsia"/>
-        </w:rPr>
-        <w:t xml:space="preserve"> 직접 </w:t>
-      </w:r>
-      <w:proofErr w:type="spellStart"/>
-      <w:r>
-        <w:t>talk_tblnotification</w:t>
-      </w:r>
-      <w:proofErr w:type="spellEnd"/>
+      <w:r>
+        <w:rPr>
+          <w:rFonts w:hint="eastAsia"/>
+        </w:rPr>
+        <w:t xml:space="preserve">이를 위해 </w:t>
+      </w:r>
+      <w:r>
+        <w:t>jgw-server</w:t>
+      </w:r>
+      <w:r>
+        <w:rPr>
+          <w:rFonts w:hint="eastAsia"/>
+        </w:rPr>
+        <w:t xml:space="preserve">는 </w:t>
+      </w:r>
+      <w:r>
+        <w:t>ezEKP</w:t>
+      </w:r>
+      <w:r>
+        <w:rPr>
+          <w:rFonts w:hint="eastAsia"/>
+        </w:rPr>
+        <w:t xml:space="preserve"> 데이터베이스 뿐 아니라 </w:t>
+      </w:r>
+      <w:r>
+        <w:t xml:space="preserve">ezTalk </w:t>
+      </w:r>
+      <w:r>
+        <w:rPr>
+          <w:rFonts w:hint="eastAsia"/>
+        </w:rPr>
+        <w:t xml:space="preserve">데이터베이스에 대한 </w:t>
+      </w:r>
+      <w:r>
+        <w:t>DataSource</w:t>
+      </w:r>
+      <w:r>
+        <w:rPr>
+          <w:rFonts w:hint="eastAsia"/>
+        </w:rPr>
+        <w:t xml:space="preserve"> 정의도 포함하고 있</w:t>
+      </w:r>
+      <w:r>
+        <w:rPr>
+          <w:rFonts w:hint="eastAsia"/>
+        </w:rPr>
+        <w:t>는데</w:t>
+      </w:r>
+      <w:r>
+        <w:rPr>
+          <w:rFonts w:hint="eastAsia"/>
+        </w:rPr>
+        <w:t xml:space="preserve"> 해당 설정은</w:t>
+      </w:r>
+      <w:r>
+        <w:rPr>
+          <w:rFonts w:hint="eastAsia"/>
+        </w:rPr>
+        <w:t xml:space="preserve"> j</w:t>
+      </w:r>
+      <w:r>
+        <w:t xml:space="preserve">gw-server/conf/context.xml </w:t>
+      </w:r>
+      <w:r>
+        <w:rPr>
+          <w:rFonts w:hint="eastAsia"/>
+        </w:rPr>
+        <w:t xml:space="preserve">파일에 </w:t>
+      </w:r>
       <w:r>
         <w:t xml:space="preserve"> </w:t>
       </w:r>
@@ -1647,170 +1477,7 @@
         <w:rPr>
           <w:rFonts w:hint="eastAsia"/>
         </w:rPr>
-        <w:t>테이블에 노티 이벤트 레코드를</w:t>
-      </w:r>
-      <w:r>
-        <w:rPr>
-          <w:rFonts w:hint="eastAsia"/>
-        </w:rPr>
-        <w:t xml:space="preserve"> 저장하는 것이 아니라 </w:t>
-      </w:r>
-      <w:proofErr w:type="spellStart"/>
-      <w:r>
-        <w:t>jgw</w:t>
-      </w:r>
-      <w:proofErr w:type="spellEnd"/>
-      <w:r>
-        <w:t>-server</w:t>
-      </w:r>
-      <w:r>
-        <w:rPr>
-          <w:rFonts w:hint="eastAsia"/>
-        </w:rPr>
-        <w:t xml:space="preserve">가 제공하는 </w:t>
-      </w:r>
-      <w:r>
-        <w:t>REST API</w:t>
-      </w:r>
-      <w:r>
-        <w:rPr>
-          <w:rFonts w:hint="eastAsia"/>
-        </w:rPr>
-        <w:t xml:space="preserve">를 </w:t>
-      </w:r>
-      <w:r>
-        <w:rPr>
-          <w:rFonts w:hint="eastAsia"/>
-        </w:rPr>
-        <w:t xml:space="preserve">통하여 </w:t>
-      </w:r>
-      <w:r>
-        <w:rPr>
-          <w:rFonts w:hint="eastAsia"/>
-        </w:rPr>
-        <w:t>저장한다.</w:t>
-      </w:r>
-      <w:r>
-        <w:t xml:space="preserve"> </w:t>
-      </w:r>
-      <w:r>
-        <w:rPr>
-          <w:rFonts w:hint="eastAsia"/>
-        </w:rPr>
-        <w:t xml:space="preserve">이를 위해 </w:t>
-      </w:r>
-      <w:proofErr w:type="spellStart"/>
-      <w:r>
-        <w:t>jgw</w:t>
-      </w:r>
-      <w:proofErr w:type="spellEnd"/>
-      <w:r>
-        <w:t>-server</w:t>
-      </w:r>
-      <w:r>
-        <w:rPr>
-          <w:rFonts w:hint="eastAsia"/>
-        </w:rPr>
-        <w:t xml:space="preserve">는 </w:t>
-      </w:r>
-      <w:proofErr w:type="spellStart"/>
-      <w:r>
-        <w:t>ezEKP</w:t>
-      </w:r>
-      <w:proofErr w:type="spellEnd"/>
-      <w:r>
-        <w:rPr>
-          <w:rFonts w:hint="eastAsia"/>
-        </w:rPr>
-        <w:t xml:space="preserve"> 데이터베이스 뿐 아니라 </w:t>
-      </w:r>
-      <w:proofErr w:type="spellStart"/>
-      <w:r>
-        <w:t>ezTalk</w:t>
-      </w:r>
-      <w:proofErr w:type="spellEnd"/>
-      <w:r>
-        <w:t xml:space="preserve"> </w:t>
-      </w:r>
-      <w:r>
-        <w:rPr>
-          <w:rFonts w:hint="eastAsia"/>
-        </w:rPr>
-        <w:t xml:space="preserve">데이터베이스에 대한 </w:t>
-      </w:r>
-      <w:proofErr w:type="spellStart"/>
-      <w:r>
-        <w:t>DataSource</w:t>
-      </w:r>
-      <w:proofErr w:type="spellEnd"/>
-      <w:r>
-        <w:rPr>
-          <w:rFonts w:hint="eastAsia"/>
-        </w:rPr>
-        <w:t xml:space="preserve"> 정의도 포함하고 있</w:t>
-      </w:r>
-      <w:r>
-        <w:rPr>
-          <w:rFonts w:hint="eastAsia"/>
-        </w:rPr>
-        <w:t>는데</w:t>
-      </w:r>
-      <w:r>
-        <w:rPr>
-          <w:rFonts w:hint="eastAsia"/>
-        </w:rPr>
-        <w:t xml:space="preserve"> 해당 설정은</w:t>
-      </w:r>
-      <w:r>
-        <w:rPr>
-          <w:rFonts w:hint="eastAsia"/>
-        </w:rPr>
-        <w:t xml:space="preserve"> </w:t>
-      </w:r>
-      <w:proofErr w:type="spellStart"/>
-      <w:r>
-        <w:rPr>
-          <w:rFonts w:hint="eastAsia"/>
-        </w:rPr>
-        <w:t>j</w:t>
-      </w:r>
-      <w:r>
-        <w:t>gw</w:t>
-      </w:r>
-      <w:proofErr w:type="spellEnd"/>
-      <w:r>
-        <w:t>-server/</w:t>
-      </w:r>
-      <w:proofErr w:type="spellStart"/>
-      <w:r>
-        <w:t>conf</w:t>
-      </w:r>
-      <w:proofErr w:type="spellEnd"/>
-      <w:r>
-        <w:t xml:space="preserve">/context.xml </w:t>
-      </w:r>
-      <w:proofErr w:type="gramStart"/>
-      <w:r>
-        <w:rPr>
-          <w:rFonts w:hint="eastAsia"/>
-        </w:rPr>
-        <w:t xml:space="preserve">파일에 </w:t>
-      </w:r>
-      <w:r>
-        <w:t xml:space="preserve"> </w:t>
-      </w:r>
-      <w:r>
-        <w:rPr>
-          <w:rFonts w:hint="eastAsia"/>
-        </w:rPr>
-        <w:t>위치하고</w:t>
-      </w:r>
-      <w:proofErr w:type="gramEnd"/>
-      <w:r>
-        <w:rPr>
-          <w:rFonts w:hint="eastAsia"/>
-        </w:rPr>
-        <w:t xml:space="preserve"> 있다.</w:t>
+        <w:t>위치하고 있다.</w:t>
       </w:r>
     </w:p>
     <w:p>
@@ -1818,6 +1485,7 @@
         <w:rPr>
           <w:noProof/>
         </w:rPr>
+        <w:lastRenderedPageBreak/>
         <w:drawing>
           <wp:inline distT="0" distB="0" distL="0" distR="0">
             <wp:extent cx="5731510" cy="3878580"/>
@@ -1862,11 +1530,6 @@
       </w:r>
     </w:p>
     <w:p>
-      <w:pPr>
-        <w:rPr>
-          <w:rFonts w:hint="eastAsia"/>
-        </w:rPr>
-      </w:pPr>
       <w:r>
         <w:rPr>
           <w:rFonts w:hint="eastAsia"/>
@@ -1882,242 +1545,136 @@
         </w:rPr>
         <w:t xml:space="preserve"> 속성이 </w:t>
       </w:r>
-      <w:proofErr w:type="spellStart"/>
-      <w:r>
-        <w:t>jdbc</w:t>
-      </w:r>
-      <w:proofErr w:type="spellEnd"/>
-      <w:r>
-        <w:t>/</w:t>
-      </w:r>
-      <w:proofErr w:type="spellStart"/>
-      <w:r>
-        <w:t>jmocha</w:t>
-      </w:r>
-      <w:proofErr w:type="spellEnd"/>
+      <w:r>
+        <w:t>jdbc/jmocha</w:t>
+      </w:r>
       <w:r>
         <w:rPr>
           <w:rFonts w:hint="eastAsia"/>
         </w:rPr>
         <w:t xml:space="preserve">인 Resource는 </w:t>
       </w:r>
-      <w:proofErr w:type="spellStart"/>
-      <w:r>
-        <w:t>ezEKP</w:t>
-      </w:r>
-      <w:proofErr w:type="spellEnd"/>
-      <w:r>
+      <w:r>
+        <w:t xml:space="preserve">ezEKP </w:t>
+      </w:r>
+      <w:r>
+        <w:rPr>
+          <w:rFonts w:hint="eastAsia"/>
+        </w:rPr>
+        <w:t xml:space="preserve">데이터베이스에 대한 </w:t>
+      </w:r>
+      <w:r>
+        <w:t xml:space="preserve">DataSource </w:t>
+      </w:r>
+      <w:r>
+        <w:rPr>
+          <w:rFonts w:hint="eastAsia"/>
+        </w:rPr>
+        <w:t xml:space="preserve">정의이며 </w:t>
+      </w:r>
+      <w:r>
+        <w:t xml:space="preserve">name </w:t>
+      </w:r>
+      <w:r>
+        <w:rPr>
+          <w:rFonts w:hint="eastAsia"/>
+        </w:rPr>
+        <w:t xml:space="preserve">속성이 </w:t>
+      </w:r>
+      <w:r>
+        <w:t>jdbc/ezTalk</w:t>
+      </w:r>
+      <w:r>
+        <w:rPr>
+          <w:rFonts w:hint="eastAsia"/>
+        </w:rPr>
+        <w:t xml:space="preserve">인 Resource는 </w:t>
+      </w:r>
+      <w:r>
+        <w:t xml:space="preserve">ezTalk </w:t>
+      </w:r>
+      <w:r>
+        <w:rPr>
+          <w:rFonts w:hint="eastAsia"/>
+        </w:rPr>
+        <w:t xml:space="preserve">데이터베이스에 대한 </w:t>
+      </w:r>
+      <w:r>
+        <w:t xml:space="preserve">DataSource </w:t>
+      </w:r>
+      <w:r>
+        <w:rPr>
+          <w:rFonts w:hint="eastAsia"/>
+        </w:rPr>
+        <w:t>정의이다.</w:t>
+      </w:r>
+      <w:r>
+        <w:t xml:space="preserve"> ezEKP</w:t>
+      </w:r>
+      <w:r>
+        <w:rPr>
+          <w:rFonts w:hint="eastAsia"/>
+        </w:rPr>
+        <w:t xml:space="preserve"> 서버와 </w:t>
+      </w:r>
+      <w:r>
+        <w:t xml:space="preserve">ezTalk </w:t>
+      </w:r>
+      <w:r>
+        <w:rPr>
+          <w:rFonts w:hint="eastAsia"/>
+        </w:rPr>
+        <w:t xml:space="preserve">서버가 동일 머신에 설치되어 있을 때에는 </w:t>
+      </w:r>
+      <w:r>
+        <w:rPr>
+          <w:rFonts w:hint="eastAsia"/>
+        </w:rPr>
+        <w:t>동일한 데이터베이스가 사용되나 서로 다른 머신에 설치되어 있을 때에는 각자의 데이터베이스</w:t>
+      </w:r>
+      <w:r>
+        <w:rPr>
+          <w:rFonts w:hint="eastAsia"/>
+        </w:rPr>
+        <w:t>를</w:t>
+      </w:r>
+      <w:r>
+        <w:rPr>
+          <w:rFonts w:hint="eastAsia"/>
+        </w:rPr>
+        <w:t xml:space="preserve"> 사용하게 된다.</w:t>
+      </w:r>
+      <w:r>
+        <w:t xml:space="preserve"> ezTalk </w:t>
+      </w:r>
+      <w:r>
+        <w:rPr>
+          <w:rFonts w:hint="eastAsia"/>
+        </w:rPr>
+        <w:t xml:space="preserve">DataSource의 </w:t>
+      </w:r>
+      <w:r>
+        <w:t xml:space="preserve">url </w:t>
+      </w:r>
+      <w:r>
+        <w:rPr>
+          <w:rFonts w:hint="eastAsia"/>
+        </w:rPr>
+        <w:t>속성값</w:t>
+      </w:r>
+      <w:r>
+        <w:rPr>
+          <w:rFonts w:hint="eastAsia"/>
+        </w:rPr>
+        <w:t xml:space="preserve"> 내</w:t>
+      </w:r>
+      <w:r>
+        <w:rPr>
+          <w:rFonts w:hint="eastAsia"/>
+        </w:rPr>
         <w:t xml:space="preserve"> </w:t>
       </w:r>
       <w:r>
-        <w:rPr>
-          <w:rFonts w:hint="eastAsia"/>
-        </w:rPr>
-        <w:t xml:space="preserve">데이터베이스에 대한 </w:t>
-      </w:r>
-      <w:proofErr w:type="spellStart"/>
-      <w:r>
-        <w:t>DataSource</w:t>
-      </w:r>
-      <w:proofErr w:type="spellEnd"/>
-      <w:r>
-        <w:t xml:space="preserve"> </w:t>
-      </w:r>
-      <w:r>
-        <w:rPr>
-          <w:rFonts w:hint="eastAsia"/>
-        </w:rPr>
-        <w:t xml:space="preserve">정의이며 </w:t>
-      </w:r>
-      <w:r>
-        <w:t xml:space="preserve">name </w:t>
-      </w:r>
-      <w:r>
-        <w:rPr>
-          <w:rFonts w:hint="eastAsia"/>
-        </w:rPr>
-        <w:t xml:space="preserve">속성이 </w:t>
-      </w:r>
-      <w:proofErr w:type="spellStart"/>
-      <w:r>
-        <w:t>jdbc</w:t>
-      </w:r>
-      <w:proofErr w:type="spellEnd"/>
-      <w:r>
-        <w:t>/</w:t>
-      </w:r>
-      <w:proofErr w:type="spellStart"/>
-      <w:r>
-        <w:t>ezTalk</w:t>
-      </w:r>
-      <w:proofErr w:type="spellEnd"/>
-      <w:r>
-        <w:rPr>
-          <w:rFonts w:hint="eastAsia"/>
-        </w:rPr>
-        <w:t xml:space="preserve">인 Resource는 </w:t>
-      </w:r>
-      <w:proofErr w:type="spellStart"/>
-      <w:r>
-        <w:t>ezTalk</w:t>
-      </w:r>
-      <w:proofErr w:type="spellEnd"/>
-      <w:r>
-        <w:t xml:space="preserve"> </w:t>
-      </w:r>
-      <w:r>
-        <w:rPr>
-          <w:rFonts w:hint="eastAsia"/>
-        </w:rPr>
-        <w:t>데이터베이스에 대</w:t>
-      </w:r>
-      <w:r>
-        <w:rPr>
-          <w:rFonts w:hint="eastAsia"/>
-        </w:rPr>
-        <w:lastRenderedPageBreak/>
-        <w:t xml:space="preserve">한 </w:t>
-      </w:r>
-      <w:proofErr w:type="spellStart"/>
-      <w:r>
-        <w:t>DataSource</w:t>
-      </w:r>
-      <w:proofErr w:type="spellEnd"/>
-      <w:r>
-        <w:t xml:space="preserve"> </w:t>
-      </w:r>
-      <w:r>
-        <w:rPr>
-          <w:rFonts w:hint="eastAsia"/>
-        </w:rPr>
-        <w:t>정의이다.</w:t>
-      </w:r>
-      <w:r>
-        <w:t xml:space="preserve"> </w:t>
-      </w:r>
-      <w:proofErr w:type="spellStart"/>
-      <w:r>
-        <w:t>ezEKP</w:t>
-      </w:r>
-      <w:proofErr w:type="spellEnd"/>
-      <w:r>
-        <w:rPr>
-          <w:rFonts w:hint="eastAsia"/>
-        </w:rPr>
-        <w:t xml:space="preserve"> 서버와 </w:t>
-      </w:r>
-      <w:proofErr w:type="spellStart"/>
-      <w:r>
-        <w:t>ezTalk</w:t>
-      </w:r>
-      <w:proofErr w:type="spellEnd"/>
-      <w:r>
-        <w:t xml:space="preserve"> </w:t>
-      </w:r>
-      <w:r>
-        <w:rPr>
-          <w:rFonts w:hint="eastAsia"/>
-        </w:rPr>
-        <w:t xml:space="preserve">서버가 동일 </w:t>
-      </w:r>
-      <w:proofErr w:type="spellStart"/>
-      <w:r>
-        <w:rPr>
-          <w:rFonts w:hint="eastAsia"/>
-        </w:rPr>
-        <w:t>머신에</w:t>
-      </w:r>
-      <w:proofErr w:type="spellEnd"/>
-      <w:r>
-        <w:rPr>
-          <w:rFonts w:hint="eastAsia"/>
-        </w:rPr>
-        <w:t xml:space="preserve"> 설치되어 있을 때에는 </w:t>
-      </w:r>
-      <w:r>
-        <w:rPr>
-          <w:rFonts w:hint="eastAsia"/>
-        </w:rPr>
-        <w:t xml:space="preserve">동일한 데이터베이스가 사용되나 서로 다른 </w:t>
-      </w:r>
-      <w:proofErr w:type="spellStart"/>
-      <w:r>
-        <w:rPr>
-          <w:rFonts w:hint="eastAsia"/>
-        </w:rPr>
-        <w:t>머신에</w:t>
-      </w:r>
-      <w:proofErr w:type="spellEnd"/>
-      <w:r>
-        <w:rPr>
-          <w:rFonts w:hint="eastAsia"/>
-        </w:rPr>
-        <w:t xml:space="preserve"> 설치되어 있을 때에는 각자의 데이터베이스</w:t>
-      </w:r>
-      <w:r>
-        <w:rPr>
-          <w:rFonts w:hint="eastAsia"/>
-        </w:rPr>
-        <w:t>를</w:t>
-      </w:r>
-      <w:r>
-        <w:rPr>
-          <w:rFonts w:hint="eastAsia"/>
-        </w:rPr>
-        <w:t xml:space="preserve"> 사용하게 된다.</w:t>
-      </w:r>
-      <w:r>
-        <w:t xml:space="preserve"> </w:t>
-      </w:r>
-      <w:proofErr w:type="spellStart"/>
-      <w:r>
-        <w:t>ezTalk</w:t>
-      </w:r>
-      <w:proofErr w:type="spellEnd"/>
-      <w:r>
-        <w:t xml:space="preserve"> </w:t>
-      </w:r>
-      <w:proofErr w:type="spellStart"/>
-      <w:r>
-        <w:rPr>
-          <w:rFonts w:hint="eastAsia"/>
-        </w:rPr>
-        <w:t>DataSource</w:t>
-      </w:r>
-      <w:proofErr w:type="spellEnd"/>
-      <w:r>
-        <w:rPr>
-          <w:rFonts w:hint="eastAsia"/>
-        </w:rPr>
-        <w:t xml:space="preserve">의 </w:t>
-      </w:r>
-      <w:proofErr w:type="spellStart"/>
-      <w:r>
-        <w:t>url</w:t>
-      </w:r>
-      <w:proofErr w:type="spellEnd"/>
-      <w:r>
-        <w:t xml:space="preserve"> </w:t>
-      </w:r>
-      <w:r>
-        <w:rPr>
-          <w:rFonts w:hint="eastAsia"/>
-        </w:rPr>
-        <w:t>속성값</w:t>
-      </w:r>
-      <w:r>
-        <w:rPr>
-          <w:rFonts w:hint="eastAsia"/>
-        </w:rPr>
-        <w:t xml:space="preserve"> 내</w:t>
-      </w:r>
-      <w:r>
-        <w:rPr>
-          <w:rFonts w:hint="eastAsia"/>
-        </w:rPr>
-        <w:t xml:space="preserve"> </w:t>
-      </w:r>
-      <w:r>
         <w:t xml:space="preserve">IP </w:t>
       </w:r>
       <w:r>
@@ -2126,33 +1683,14 @@
         </w:rPr>
         <w:t xml:space="preserve">주소를 </w:t>
       </w:r>
-      <w:proofErr w:type="spellStart"/>
-      <w:r>
-        <w:t>ezTalk</w:t>
-      </w:r>
-      <w:proofErr w:type="spellEnd"/>
-      <w:r>
-        <w:t xml:space="preserve"> </w:t>
-      </w:r>
-      <w:r>
-        <w:rPr>
-          <w:rFonts w:hint="eastAsia"/>
-        </w:rPr>
-        <w:t xml:space="preserve">데이터베이스가 위치한 </w:t>
-      </w:r>
-      <w:proofErr w:type="spellStart"/>
-      <w:r>
-        <w:rPr>
-          <w:rFonts w:hint="eastAsia"/>
-        </w:rPr>
-        <w:t>머신의</w:t>
-      </w:r>
-      <w:proofErr w:type="spellEnd"/>
-      <w:r>
-        <w:rPr>
-          <w:rFonts w:hint="eastAsia"/>
-        </w:rPr>
-        <w:t xml:space="preserve"> </w:t>
+      <w:r>
+        <w:t xml:space="preserve">ezTalk </w:t>
+      </w:r>
+      <w:r>
+        <w:rPr>
+          <w:rFonts w:hint="eastAsia"/>
+        </w:rPr>
+        <w:t xml:space="preserve">데이터베이스가 위치한 머신의 </w:t>
       </w:r>
       <w:r>
         <w:t xml:space="preserve">IP </w:t>
@@ -2163,39 +1701,20 @@
         </w:rPr>
         <w:t xml:space="preserve">주소로 설정한 후 </w:t>
       </w:r>
-      <w:proofErr w:type="spellStart"/>
-      <w:r>
-        <w:t>jgw</w:t>
-      </w:r>
-      <w:proofErr w:type="spellEnd"/>
-      <w:r>
-        <w:t>-server</w:t>
-      </w:r>
-      <w:r>
-        <w:rPr>
-          <w:rFonts w:hint="eastAsia"/>
-        </w:rPr>
-        <w:t xml:space="preserve">를 </w:t>
-      </w:r>
-      <w:proofErr w:type="spellStart"/>
-      <w:r>
-        <w:rPr>
-          <w:rFonts w:hint="eastAsia"/>
-        </w:rPr>
-        <w:t>재시작</w:t>
-      </w:r>
-      <w:r>
-        <w:rPr>
-          <w:rFonts w:hint="eastAsia"/>
-        </w:rPr>
-        <w:t>하도록</w:t>
-      </w:r>
-      <w:proofErr w:type="spellEnd"/>
-      <w:r>
-        <w:rPr>
-          <w:rFonts w:hint="eastAsia"/>
-        </w:rPr>
-        <w:t xml:space="preserve"> 한다.</w:t>
+      <w:r>
+        <w:t>jgw-server</w:t>
+      </w:r>
+      <w:r>
+        <w:rPr>
+          <w:rFonts w:hint="eastAsia"/>
+        </w:rPr>
+        <w:t>를 재시작</w:t>
+      </w:r>
+      <w:r>
+        <w:rPr>
+          <w:rFonts w:hint="eastAsia"/>
+        </w:rPr>
+        <w:t>하도록 한다.</w:t>
       </w:r>
     </w:p>
     <w:p>
@@ -2207,13 +1726,7 @@
         <w:rPr>
           <w:rFonts w:hint="eastAsia"/>
         </w:rPr>
-        <w:t>설정</w:t>
-      </w:r>
-      <w:r>
-        <w:rPr>
-          <w:rFonts w:hint="eastAsia"/>
-        </w:rPr>
-        <w:t xml:space="preserve"> 테스트</w:t>
+        <w:t>설정 테스트</w:t>
       </w:r>
       <w:bookmarkEnd w:id="4"/>
     </w:p>
@@ -2222,72 +1735,73 @@
         <w:rPr>
           <w:rFonts w:hint="eastAsia"/>
         </w:rPr>
-        <w:t xml:space="preserve">모든 설정이 완료되었으면 </w:t>
-      </w:r>
-      <w:proofErr w:type="spellStart"/>
-      <w:r>
-        <w:rPr>
-          <w:rFonts w:hint="eastAsia"/>
-        </w:rPr>
-        <w:t>웹브라우저로</w:t>
-      </w:r>
-      <w:proofErr w:type="spellEnd"/>
+        <w:t xml:space="preserve">모든 설정이 완료되었으면 웹브라우저로 </w:t>
+      </w:r>
+      <w:r>
+        <w:t>ezFlow App</w:t>
+      </w:r>
+      <w:r>
+        <w:rPr>
+          <w:rFonts w:hint="eastAsia"/>
+        </w:rPr>
+        <w:t xml:space="preserve">에 접속해 메일을 </w:t>
+      </w:r>
+      <w:r>
+        <w:rPr>
+          <w:rFonts w:hint="eastAsia"/>
+        </w:rPr>
+        <w:t xml:space="preserve">특정 사용자에게 전송해 본다. 설정이 정상적으로 이루어졌다면 </w:t>
+      </w:r>
+      <w:r>
+        <w:t xml:space="preserve">talk_tblnotification </w:t>
+      </w:r>
+      <w:r>
+        <w:rPr>
+          <w:rFonts w:hint="eastAsia"/>
+        </w:rPr>
+        <w:t>테이블에 메일 도착 노티 이벤트 레코드가 저장되었다가 곧 사라지는 것을 확인할 수 있다.</w:t>
+      </w:r>
+      <w:r>
+        <w:t>(</w:t>
+      </w:r>
+      <w:r>
+        <w:rPr>
+          <w:rFonts w:hint="eastAsia"/>
+        </w:rPr>
+        <w:t>확인하기 전</w:t>
+      </w:r>
       <w:r>
         <w:rPr>
           <w:rFonts w:hint="eastAsia"/>
         </w:rPr>
         <w:t xml:space="preserve"> </w:t>
       </w:r>
-      <w:proofErr w:type="spellStart"/>
-      <w:r>
-        <w:t>ezFlow</w:t>
-      </w:r>
-      <w:proofErr w:type="spellEnd"/>
-      <w:r>
-        <w:t xml:space="preserve"> App</w:t>
-      </w:r>
-      <w:r>
-        <w:rPr>
-          <w:rFonts w:hint="eastAsia"/>
-        </w:rPr>
-        <w:t xml:space="preserve">에 접속해 메일을 </w:t>
-      </w:r>
-      <w:r>
-        <w:rPr>
-          <w:rFonts w:hint="eastAsia"/>
-        </w:rPr>
-        <w:t xml:space="preserve">특정 사용자에게 전송해 본다. 설정이 정상적으로 이루어졌다면 </w:t>
-      </w:r>
-      <w:proofErr w:type="spellStart"/>
-      <w:r>
-        <w:t>talk_tblnotification</w:t>
-      </w:r>
-      <w:proofErr w:type="spellEnd"/>
-      <w:r>
+      <w:r>
+        <w:rPr>
+          <w:rFonts w:hint="eastAsia"/>
+        </w:rPr>
+        <w:t>타이밍에 따라</w:t>
+      </w:r>
+      <w:r>
+        <w:rPr>
+          <w:rFonts w:hint="eastAsia"/>
+        </w:rPr>
         <w:t xml:space="preserve"> </w:t>
       </w:r>
       <w:r>
-        <w:rPr>
-          <w:rFonts w:hint="eastAsia"/>
-        </w:rPr>
-        <w:t>테이블에 메일 도착 노티 이벤트 레코드가 저장되었다가 곧 사라지는 것을 확인할 수 있다</w:t>
-      </w:r>
-      <w:proofErr w:type="gramStart"/>
-      <w:r>
-        <w:rPr>
-          <w:rFonts w:hint="eastAsia"/>
-        </w:rPr>
-        <w:t>.</w:t>
-      </w:r>
-      <w:r>
-        <w:t>(</w:t>
-      </w:r>
-      <w:proofErr w:type="gramEnd"/>
-      <w:r>
-        <w:rPr>
-          <w:rFonts w:hint="eastAsia"/>
-        </w:rPr>
-        <w:t>확인하기 전</w:t>
+        <w:t xml:space="preserve">ezTalk </w:t>
+      </w:r>
+      <w:r>
+        <w:rPr>
+          <w:rFonts w:hint="eastAsia"/>
+        </w:rPr>
+        <w:t>서버</w:t>
+      </w:r>
+      <w:r>
+        <w:rPr>
+          <w:rFonts w:hint="eastAsia"/>
+        </w:rPr>
+        <w:t>로</w:t>
       </w:r>
       <w:r>
         <w:rPr>
@@ -2299,44 +1813,6 @@
         <w:rPr>
           <w:rFonts w:hint="eastAsia"/>
         </w:rPr>
-        <w:t>타이밍에 따라</w:t>
-      </w:r>
-      <w:r>
-        <w:rPr>
-          <w:rFonts w:hint="eastAsia"/>
-        </w:rPr>
-        <w:t xml:space="preserve"> </w:t>
-      </w:r>
-      <w:proofErr w:type="spellStart"/>
-      <w:r>
-        <w:t>ezTalk</w:t>
-      </w:r>
-      <w:proofErr w:type="spellEnd"/>
-      <w:r>
-        <w:t xml:space="preserve"> </w:t>
-      </w:r>
-      <w:r>
-        <w:rPr>
-          <w:rFonts w:hint="eastAsia"/>
-        </w:rPr>
-        <w:t>서버</w:t>
-      </w:r>
-      <w:r>
-        <w:rPr>
-          <w:rFonts w:hint="eastAsia"/>
-        </w:rPr>
-        <w:t>로</w:t>
-      </w:r>
-      <w:r>
-        <w:rPr>
-          <w:rFonts w:hint="eastAsia"/>
-        </w:rPr>
-        <w:t xml:space="preserve"> </w:t>
-      </w:r>
-      <w:r>
-        <w:rPr>
-          <w:rFonts w:hint="eastAsia"/>
-        </w:rPr>
         <w:t>인</w:t>
       </w:r>
       <w:r>
@@ -2349,61 +1825,25 @@
         <w:rPr>
           <w:rFonts w:hint="eastAsia"/>
         </w:rPr>
-        <w:t xml:space="preserve">사라질 수 있으므로 </w:t>
-      </w:r>
-      <w:proofErr w:type="spellStart"/>
-      <w:r>
-        <w:rPr>
-          <w:rFonts w:hint="eastAsia"/>
-        </w:rPr>
-        <w:t>여러번</w:t>
-      </w:r>
-      <w:proofErr w:type="spellEnd"/>
-      <w:r>
-        <w:rPr>
-          <w:rFonts w:hint="eastAsia"/>
-        </w:rPr>
-        <w:t xml:space="preserve"> 테스트하여 확인한다.</w:t>
+        <w:t>사라질 수 있으므로 여러번 테스트하여 확인한다.</w:t>
       </w:r>
       <w:r>
         <w:t>)</w:t>
       </w:r>
       <w:r>
-        <w:t xml:space="preserve"> </w:t>
-      </w:r>
-      <w:proofErr w:type="spellStart"/>
-      <w:r>
-        <w:t>ezTalk</w:t>
-      </w:r>
-      <w:proofErr w:type="spellEnd"/>
-      <w:r>
-        <w:t xml:space="preserve"> PC </w:t>
-      </w:r>
-      <w:r>
-        <w:rPr>
-          <w:rFonts w:hint="eastAsia"/>
-        </w:rPr>
-        <w:t xml:space="preserve">클라이언트로 해당 수신자의 계정에 </w:t>
-      </w:r>
-      <w:proofErr w:type="spellStart"/>
-      <w:r>
-        <w:rPr>
-          <w:rFonts w:hint="eastAsia"/>
-        </w:rPr>
-        <w:t>로그인</w:t>
-      </w:r>
-      <w:r>
-        <w:rPr>
-          <w:rFonts w:hint="eastAsia"/>
-        </w:rPr>
-        <w:t>되어</w:t>
-      </w:r>
-      <w:proofErr w:type="spellEnd"/>
-      <w:r>
-        <w:rPr>
-          <w:rFonts w:hint="eastAsia"/>
-        </w:rPr>
-        <w:t xml:space="preserve"> 있다면</w:t>
+        <w:t xml:space="preserve"> ezTalk PC </w:t>
+      </w:r>
+      <w:r>
+        <w:rPr>
+          <w:rFonts w:hint="eastAsia"/>
+        </w:rPr>
+        <w:t>클라이언트로 해당 수신자의 계정에 로그인</w:t>
+      </w:r>
+      <w:r>
+        <w:rPr>
+          <w:rFonts w:hint="eastAsia"/>
+        </w:rPr>
+        <w:t>되어 있다면</w:t>
       </w:r>
       <w:r>
         <w:rPr>
@@ -4377,7 +3817,7 @@
 </file>
 
 <file path=customXml/itemProps1.xml><?xml version="1.0" encoding="utf-8"?>
-<ds:datastoreItem xmlns:ds="http://schemas.openxmlformats.org/officeDocument/2006/customXml" ds:itemID="{88B2F4BE-2C8F-4876-97B3-0D08B2F14344}">
+<ds:datastoreItem xmlns:ds="http://schemas.openxmlformats.org/officeDocument/2006/customXml" ds:itemID="{BAA78282-210C-49A2-870E-A5EB0D9BFD7F}">
   <ds:schemaRefs>
     <ds:schemaRef ds:uri="http://schemas.openxmlformats.org/officeDocument/2006/bibliography"/>
   </ds:schemaRefs>
